--- a/hin/docx/031.content.docx
+++ b/hin/docx/031.content.docx
@@ -150,26 +150,6 @@
           <w:lang w:val="hi_IN" w:bidi="hi_IN"/>
         </w:rPr>
         <w:t>वय</w:t>
-      </w:r>
-      <w:r>
-        <w:rPr>
-          <w:lang w:val="hi_IN" w:bidi="hi_IN"/>
-        </w:rPr>
-      </w:r>
-    </w:p>
-    <w:p>
-      <w:pPr/>
-      <w:r>
-        <w:rPr>
-          <w:lang w:val="hi_IN" w:bidi="hi_IN"/>
-        </w:rPr>
-      </w:r>
-      <w:r>
-        <w:rPr>
-          <w:i/>
-          <w:lang w:val="hi_IN" w:bidi="hi_IN"/>
-        </w:rPr>
-        <w:t>व्यवस्था और आत्मा, व्यवस्था की आत्मा, व्यवस्था की सीमाएँ</w:t>
       </w:r>
       <w:r>
         <w:rPr>

--- a/hin/docx/031.content.docx
+++ b/hin/docx/031.content.docx
@@ -19,7 +19,7 @@
         <w:rPr>
           <w:lang w:val="hi_IN" w:bidi="hi_IN"/>
         </w:rPr>
-        <w:t>Resource: Study Notes - Themes (Tyndale)</w:t>
+        <w:t>Resource: Tyndale Open Study Notes</w:t>
       </w:r>
       <w:r>
         <w:rPr>
@@ -112,7 +112,7 @@
         <w:rPr>
           <w:lang w:val="hi_IN" w:bidi="hi_IN"/>
         </w:rPr>
-        <w:t>Study Notes - Themes (Tyndale)</w:t>
+        <w:t>Tyndale Open Study Notes</w:t>
       </w:r>
     </w:p>
     <w:p>

--- a/hin/docx/031.content.docx
+++ b/hin/docx/031.content.docx
@@ -19,7 +19,7 @@
         <w:rPr>
           <w:lang w:val="hi_IN" w:bidi="hi_IN"/>
         </w:rPr>
-        <w:t>Resource: Tyndale Open Study Notes</w:t>
+        <w:t>Resource: Aquifer Open Study Notes (Themes)</w:t>
       </w:r>
       <w:r>
         <w:rPr>
@@ -112,7 +112,7 @@
         <w:rPr>
           <w:lang w:val="hi_IN" w:bidi="hi_IN"/>
         </w:rPr>
-        <w:t>Tyndale Open Study Notes</w:t>
+        <w:t>Aquifer Open Study Notes (Themes)</w:t>
       </w:r>
     </w:p>
     <w:p>

--- a/hin/docx/031.content.docx
+++ b/hin/docx/031.content.docx
@@ -247,18 +247,12 @@
         </w:rPr>
         <w:t>जब गलातिया के मसीहियों ने मसीह में विश्वास के माध्यम से उद्धार के बारे में शुभ समाचार सुना और स्वीकार किया, तो उन्होंने पवित्र आत्मा भी प्राप्त किया। यह पवित्र आत्मा इस बात का प्रमाण था कि वे सच्चे विश्वासी थे। परमेश्वर ने न केवल उन्हें अपना आत्मा दिया बल्कि उनके बीच चमत्कार भी किए (</w:t>
       </w:r>
-      <w:hyperlink r:id="rId13">
-        <w:r>
-          <w:rPr>
-            <w:lang w:val="hi_IN" w:bidi="hi_IN"/>
-          </w:rPr>
-          <w:rPr>
-            <w:color w:val="0000EE"/>
-            <w:u w:val="single"/>
-          </w:rPr>
-          <w:t>गला 3:5</w:t>
-        </w:r>
-      </w:hyperlink>
+      <w:r>
+        <w:rPr>
+          <w:lang w:val="hi_IN" w:bidi="hi_IN"/>
+        </w:rPr>
+        <w:t>गला 3:5</w:t>
+      </w:r>
       <w:r>
         <w:rPr>
           <w:lang w:val="hi_IN" w:bidi="hi_IN"/>
@@ -333,18 +327,12 @@
         </w:rPr>
         <w:t>परमेश्वर वास्तव में हमें पवित्र आत्मा के कार्य द्वारा विश्वास के माध्यम से धर्मी बनाते हैं (</w:t>
       </w:r>
-      <w:hyperlink r:id="rId14">
-        <w:r>
-          <w:rPr>
-            <w:lang w:val="hi_IN" w:bidi="hi_IN"/>
-          </w:rPr>
-          <w:rPr>
-            <w:color w:val="0000EE"/>
-            <w:u w:val="single"/>
-          </w:rPr>
-          <w:t>गला 5:16–26</w:t>
-        </w:r>
-      </w:hyperlink>
+      <w:r>
+        <w:rPr>
+          <w:lang w:val="hi_IN" w:bidi="hi_IN"/>
+        </w:rPr>
+        <w:t>गला 5:16–26</w:t>
+      </w:r>
       <w:r>
         <w:rPr>
           <w:lang w:val="hi_IN" w:bidi="hi_IN"/>
@@ -365,18 +353,12 @@
         </w:rPr>
         <w:t>वास्तविक समस्या यह नहीं है कि लोग सही और गलत को नहीं समझते। हमारा विवेक, जो परमेश्वर ने हमें दिया है, हमें बताता है जब हम कुछ गलत कर रहे होते हैं। परमेश्वर की व्यवस्था सही जीवन के लिए उनके मानकों को और भी स्पष्ट बनाती है (</w:t>
       </w:r>
-      <w:hyperlink r:id="rId15">
-        <w:r>
-          <w:rPr>
-            <w:lang w:val="hi_IN" w:bidi="hi_IN"/>
-          </w:rPr>
-          <w:rPr>
-            <w:color w:val="0000EE"/>
-            <w:u w:val="single"/>
-          </w:rPr>
-          <w:t>रोम 7:7–12</w:t>
-        </w:r>
-      </w:hyperlink>
+      <w:r>
+        <w:rPr>
+          <w:lang w:val="hi_IN" w:bidi="hi_IN"/>
+        </w:rPr>
+        <w:t>रोम 7:7–12</w:t>
+      </w:r>
       <w:r>
         <w:rPr>
           <w:lang w:val="hi_IN" w:bidi="hi_IN"/>
@@ -397,54 +379,36 @@
         </w:rPr>
         <w:t>व्यवस्था हमारी स्थिति में सुधार नहीं कर सकती। परन्तु जब पवित्र आत्मा हमारा मार्गदर्शन और नियंत्रण करते हैं, तो वे हमारी इच्छाओं को बदल देते हैं ताकि हम वे काम करें जो परमेश्वर को प्रसन्न करें (</w:t>
       </w:r>
-      <w:hyperlink r:id="rId16">
-        <w:r>
-          <w:rPr>
-            <w:lang w:val="hi_IN" w:bidi="hi_IN"/>
-          </w:rPr>
-          <w:rPr>
-            <w:color w:val="0000EE"/>
-            <w:u w:val="single"/>
-          </w:rPr>
-          <w:t>गला 5:22–23</w:t>
-        </w:r>
-      </w:hyperlink>
+      <w:r>
+        <w:rPr>
+          <w:lang w:val="hi_IN" w:bidi="hi_IN"/>
+        </w:rPr>
+        <w:t>गला 5:22–23</w:t>
+      </w:r>
       <w:r>
         <w:rPr>
           <w:lang w:val="hi_IN" w:bidi="hi_IN"/>
         </w:rPr>
         <w:t xml:space="preserve">; </w:t>
       </w:r>
-      <w:hyperlink r:id="rId17">
-        <w:r>
-          <w:rPr>
-            <w:lang w:val="hi_IN" w:bidi="hi_IN"/>
-          </w:rPr>
-          <w:rPr>
-            <w:color w:val="0000EE"/>
-            <w:u w:val="single"/>
-          </w:rPr>
-          <w:t>रोम 8:5–14</w:t>
-        </w:r>
-      </w:hyperlink>
+      <w:r>
+        <w:rPr>
+          <w:lang w:val="hi_IN" w:bidi="hi_IN"/>
+        </w:rPr>
+        <w:t>रोम 8:5–14</w:t>
+      </w:r>
       <w:r>
         <w:rPr>
           <w:lang w:val="hi_IN" w:bidi="hi_IN"/>
         </w:rPr>
         <w:t>)। परमेश्वर का आत्मा अपने लोगों को उनकी व्यवस्था के सच्चे अर्थ और उद्देश्य को पूरा करने में मदद करता है। परन्तु व्यवस्था का पालन करना हमारा मुख्य लक्ष्य या ध्यान नहीं होना चाहिए। व्यवस्था वास्तव में हमारा "अभिभावक" है (</w:t>
       </w:r>
-      <w:hyperlink r:id="rId18">
-        <w:r>
-          <w:rPr>
-            <w:lang w:val="hi_IN" w:bidi="hi_IN"/>
-          </w:rPr>
-          <w:rPr>
-            <w:color w:val="0000EE"/>
-            <w:u w:val="single"/>
-          </w:rPr>
-          <w:t>गला 3:24–25</w:t>
-        </w:r>
-      </w:hyperlink>
+      <w:r>
+        <w:rPr>
+          <w:lang w:val="hi_IN" w:bidi="hi_IN"/>
+        </w:rPr>
+        <w:t>गला 3:24–25</w:t>
+      </w:r>
       <w:r>
         <w:rPr>
           <w:lang w:val="hi_IN" w:bidi="hi_IN"/>
@@ -474,234 +438,156 @@
           <w:lang w:val="hi_IN" w:bidi="hi_IN"/>
         </w:rPr>
       </w:r>
-      <w:hyperlink r:id="rId19">
-        <w:r>
-          <w:rPr>
-            <w:lang w:val="hi_IN" w:bidi="hi_IN"/>
-          </w:rPr>
-          <w:rPr>
-            <w:color w:val="0000EE"/>
-            <w:u w:val="single"/>
-          </w:rPr>
-          <w:t>गिनती 11:16–17</w:t>
-        </w:r>
-      </w:hyperlink>
+      <w:r>
+        <w:rPr>
+          <w:lang w:val="hi_IN" w:bidi="hi_IN"/>
+        </w:rPr>
+        <w:t>गिनती 11:16–17</w:t>
+      </w:r>
       <w:r>
         <w:rPr>
           <w:lang w:val="hi_IN" w:bidi="hi_IN"/>
         </w:rPr>
         <w:t xml:space="preserve">, </w:t>
       </w:r>
-      <w:hyperlink r:id="rId20">
-        <w:r>
-          <w:rPr>
-            <w:lang w:val="hi_IN" w:bidi="hi_IN"/>
-          </w:rPr>
-          <w:rPr>
-            <w:color w:val="0000EE"/>
-            <w:u w:val="single"/>
-          </w:rPr>
-          <w:t>24–30</w:t>
-        </w:r>
-      </w:hyperlink>
+      <w:r>
+        <w:rPr>
+          <w:lang w:val="hi_IN" w:bidi="hi_IN"/>
+        </w:rPr>
+        <w:t>24–30</w:t>
+      </w:r>
       <w:r>
         <w:rPr>
           <w:lang w:val="hi_IN" w:bidi="hi_IN"/>
         </w:rPr>
         <w:t xml:space="preserve">; </w:t>
       </w:r>
-      <w:hyperlink r:id="rId21">
-        <w:r>
-          <w:rPr>
-            <w:lang w:val="hi_IN" w:bidi="hi_IN"/>
-          </w:rPr>
-          <w:rPr>
-            <w:color w:val="0000EE"/>
-            <w:u w:val="single"/>
-          </w:rPr>
-          <w:t>यिर्मयाह 31:33–34</w:t>
-        </w:r>
-      </w:hyperlink>
+      <w:r>
+        <w:rPr>
+          <w:lang w:val="hi_IN" w:bidi="hi_IN"/>
+        </w:rPr>
+        <w:t>यिर्मयाह 31:33–34</w:t>
+      </w:r>
       <w:r>
         <w:rPr>
           <w:lang w:val="hi_IN" w:bidi="hi_IN"/>
         </w:rPr>
         <w:t xml:space="preserve">; </w:t>
       </w:r>
-      <w:hyperlink r:id="rId22">
-        <w:r>
-          <w:rPr>
-            <w:lang w:val="hi_IN" w:bidi="hi_IN"/>
-          </w:rPr>
-          <w:rPr>
-            <w:color w:val="0000EE"/>
-            <w:u w:val="single"/>
-          </w:rPr>
-          <w:t>यहेजकेल 36:26–27</w:t>
-        </w:r>
-      </w:hyperlink>
+      <w:r>
+        <w:rPr>
+          <w:lang w:val="hi_IN" w:bidi="hi_IN"/>
+        </w:rPr>
+        <w:t>यहेजकेल 36:26–27</w:t>
+      </w:r>
       <w:r>
         <w:rPr>
           <w:lang w:val="hi_IN" w:bidi="hi_IN"/>
         </w:rPr>
         <w:t xml:space="preserve">; </w:t>
       </w:r>
-      <w:hyperlink r:id="rId23">
-        <w:r>
-          <w:rPr>
-            <w:lang w:val="hi_IN" w:bidi="hi_IN"/>
-          </w:rPr>
-          <w:rPr>
-            <w:color w:val="0000EE"/>
-            <w:u w:val="single"/>
-          </w:rPr>
-          <w:t>लूका 24:49</w:t>
-        </w:r>
-      </w:hyperlink>
+      <w:r>
+        <w:rPr>
+          <w:lang w:val="hi_IN" w:bidi="hi_IN"/>
+        </w:rPr>
+        <w:t>लूका 24:49</w:t>
+      </w:r>
       <w:r>
         <w:rPr>
           <w:lang w:val="hi_IN" w:bidi="hi_IN"/>
         </w:rPr>
         <w:t xml:space="preserve">; </w:t>
       </w:r>
-      <w:hyperlink r:id="rId24">
-        <w:r>
-          <w:rPr>
-            <w:lang w:val="hi_IN" w:bidi="hi_IN"/>
-          </w:rPr>
-          <w:rPr>
-            <w:color w:val="0000EE"/>
-            <w:u w:val="single"/>
-          </w:rPr>
-          <w:t>प्रेरितों के काम 5:32</w:t>
-        </w:r>
-      </w:hyperlink>
+      <w:r>
+        <w:rPr>
+          <w:lang w:val="hi_IN" w:bidi="hi_IN"/>
+        </w:rPr>
+        <w:t>प्रेरितों के काम 5:32</w:t>
+      </w:r>
       <w:r>
         <w:rPr>
           <w:lang w:val="hi_IN" w:bidi="hi_IN"/>
         </w:rPr>
         <w:t xml:space="preserve">; </w:t>
       </w:r>
-      <w:hyperlink r:id="rId25">
-        <w:r>
-          <w:rPr>
-            <w:lang w:val="hi_IN" w:bidi="hi_IN"/>
-          </w:rPr>
-          <w:rPr>
-            <w:color w:val="0000EE"/>
-            <w:u w:val="single"/>
-          </w:rPr>
-          <w:t>रोमियों 7:1–8:17</w:t>
-        </w:r>
-      </w:hyperlink>
+      <w:r>
+        <w:rPr>
+          <w:lang w:val="hi_IN" w:bidi="hi_IN"/>
+        </w:rPr>
+        <w:t>रोमियों 7:1–8:17</w:t>
+      </w:r>
       <w:r>
         <w:rPr>
           <w:lang w:val="hi_IN" w:bidi="hi_IN"/>
         </w:rPr>
         <w:t xml:space="preserve">; </w:t>
       </w:r>
-      <w:hyperlink r:id="rId26">
-        <w:r>
-          <w:rPr>
-            <w:lang w:val="hi_IN" w:bidi="hi_IN"/>
-          </w:rPr>
-          <w:rPr>
-            <w:color w:val="0000EE"/>
-            <w:u w:val="single"/>
-          </w:rPr>
-          <w:t>12:2</w:t>
-        </w:r>
-      </w:hyperlink>
+      <w:r>
+        <w:rPr>
+          <w:lang w:val="hi_IN" w:bidi="hi_IN"/>
+        </w:rPr>
+        <w:t>12:2</w:t>
+      </w:r>
       <w:r>
         <w:rPr>
           <w:lang w:val="hi_IN" w:bidi="hi_IN"/>
         </w:rPr>
         <w:t xml:space="preserve">; </w:t>
       </w:r>
-      <w:hyperlink r:id="rId27">
-        <w:r>
-          <w:rPr>
-            <w:lang w:val="hi_IN" w:bidi="hi_IN"/>
-          </w:rPr>
-          <w:rPr>
-            <w:color w:val="0000EE"/>
-            <w:u w:val="single"/>
-          </w:rPr>
-          <w:t>2 कुरिन्थियों 3:7–18</w:t>
-        </w:r>
-      </w:hyperlink>
+      <w:r>
+        <w:rPr>
+          <w:lang w:val="hi_IN" w:bidi="hi_IN"/>
+        </w:rPr>
+        <w:t>2 कुरिन्थियों 3:7–18</w:t>
+      </w:r>
       <w:r>
         <w:rPr>
           <w:lang w:val="hi_IN" w:bidi="hi_IN"/>
         </w:rPr>
         <w:t xml:space="preserve">; </w:t>
       </w:r>
-      <w:hyperlink r:id="rId28">
-        <w:r>
-          <w:rPr>
-            <w:lang w:val="hi_IN" w:bidi="hi_IN"/>
-          </w:rPr>
-          <w:rPr>
-            <w:color w:val="0000EE"/>
-            <w:u w:val="single"/>
-          </w:rPr>
-          <w:t>गलातियों 3:2–5</w:t>
-        </w:r>
-      </w:hyperlink>
+      <w:r>
+        <w:rPr>
+          <w:lang w:val="hi_IN" w:bidi="hi_IN"/>
+        </w:rPr>
+        <w:t>गलातियों 3:2–5</w:t>
+      </w:r>
       <w:r>
         <w:rPr>
           <w:lang w:val="hi_IN" w:bidi="hi_IN"/>
         </w:rPr>
         <w:t xml:space="preserve">; </w:t>
       </w:r>
-      <w:hyperlink r:id="rId29">
-        <w:r>
-          <w:rPr>
-            <w:lang w:val="hi_IN" w:bidi="hi_IN"/>
-          </w:rPr>
-          <w:rPr>
-            <w:color w:val="0000EE"/>
-            <w:u w:val="single"/>
-          </w:rPr>
-          <w:t>5:5</w:t>
-        </w:r>
-      </w:hyperlink>
+      <w:r>
+        <w:rPr>
+          <w:lang w:val="hi_IN" w:bidi="hi_IN"/>
+        </w:rPr>
+        <w:t>5:5</w:t>
+      </w:r>
       <w:r>
         <w:rPr>
           <w:lang w:val="hi_IN" w:bidi="hi_IN"/>
         </w:rPr>
         <w:t xml:space="preserve">, </w:t>
       </w:r>
-      <w:hyperlink r:id="rId14">
-        <w:r>
-          <w:rPr>
-            <w:lang w:val="hi_IN" w:bidi="hi_IN"/>
-          </w:rPr>
-          <w:rPr>
-            <w:color w:val="0000EE"/>
-            <w:u w:val="single"/>
-          </w:rPr>
-          <w:t>16–26</w:t>
-        </w:r>
-      </w:hyperlink>
+      <w:r>
+        <w:rPr>
+          <w:lang w:val="hi_IN" w:bidi="hi_IN"/>
+        </w:rPr>
+        <w:t>16–26</w:t>
+      </w:r>
       <w:r>
         <w:rPr>
           <w:lang w:val="hi_IN" w:bidi="hi_IN"/>
         </w:rPr>
         <w:t xml:space="preserve">; </w:t>
       </w:r>
-      <w:hyperlink r:id="rId30">
-        <w:r>
-          <w:rPr>
-            <w:lang w:val="hi_IN" w:bidi="hi_IN"/>
-          </w:rPr>
-          <w:rPr>
-            <w:color w:val="0000EE"/>
-            <w:u w:val="single"/>
-          </w:rPr>
-          <w:t>इब्रानियों 12:14–29</w:t>
-        </w:r>
-      </w:hyperlink>
+      <w:r>
+        <w:rPr>
+          <w:lang w:val="hi_IN" w:bidi="hi_IN"/>
+        </w:rPr>
+        <w:t>इब्रानियों 12:14–29</w:t>
+      </w:r>
       <w:r>
         <w:rPr>
           <w:lang w:val="hi_IN" w:bidi="hi_IN"/>
@@ -750,36 +636,24 @@
         </w:rPr>
         <w:t>जब राजा हिजकिय्याह फसह मनाना चाहते थे, तो उनके सामने एक समस्या थी। फसह इस्राएल की मिस्र में दासत्व से मुक्ति का पर्व है और इस्राएल के धार्मिक वर्ष का पहला पर्व है (</w:t>
       </w:r>
-      <w:hyperlink r:id="rId31">
-        <w:r>
-          <w:rPr>
-            <w:lang w:val="hi_IN" w:bidi="hi_IN"/>
-          </w:rPr>
-          <w:rPr>
-            <w:color w:val="0000EE"/>
-            <w:u w:val="single"/>
-          </w:rPr>
-          <w:t>निर्ग 12:1–2</w:t>
-        </w:r>
-      </w:hyperlink>
+      <w:r>
+        <w:rPr>
+          <w:lang w:val="hi_IN" w:bidi="hi_IN"/>
+        </w:rPr>
+        <w:t>निर्ग 12:1–2</w:t>
+      </w:r>
       <w:r>
         <w:rPr>
           <w:lang w:val="hi_IN" w:bidi="hi_IN"/>
         </w:rPr>
         <w:t>)। हिजकिय्याह प्रभु की आराधना को इस्राएल में पुनर्स्थापित करना चाहते थे। फिर भी, उनके नवीनीकरण प्रयासों की शुरुआत और वर्ष के पहले महीने के बीच का समय बहुत कम था। याजकों के पास तैयारी करने और लोगों को इकट्ठा करने के लिए पर्याप्त समय नहीं था (</w:t>
       </w:r>
-      <w:hyperlink r:id="rId32">
-        <w:r>
-          <w:rPr>
-            <w:lang w:val="hi_IN" w:bidi="hi_IN"/>
-          </w:rPr>
-          <w:rPr>
-            <w:color w:val="0000EE"/>
-            <w:u w:val="single"/>
-          </w:rPr>
-          <w:t>2 इति 30:2–3</w:t>
-        </w:r>
-      </w:hyperlink>
+      <w:r>
+        <w:rPr>
+          <w:lang w:val="hi_IN" w:bidi="hi_IN"/>
+        </w:rPr>
+        <w:t>2 इति 30:2–3</w:t>
+      </w:r>
       <w:r>
         <w:rPr>
           <w:lang w:val="hi_IN" w:bidi="hi_IN"/>
@@ -800,18 +674,12 @@
         </w:rPr>
         <w:t>हिजकिय्याह ने फसह को एक महीने की देरी से आयोजित किया (</w:t>
       </w:r>
-      <w:hyperlink r:id="rId33">
-        <w:r>
-          <w:rPr>
-            <w:lang w:val="hi_IN" w:bidi="hi_IN"/>
-          </w:rPr>
-          <w:rPr>
-            <w:color w:val="0000EE"/>
-            <w:u w:val="single"/>
-          </w:rPr>
-          <w:t>2 इति 30:15</w:t>
-        </w:r>
-      </w:hyperlink>
+      <w:r>
+        <w:rPr>
+          <w:lang w:val="hi_IN" w:bidi="hi_IN"/>
+        </w:rPr>
+        <w:t>2 इति 30:15</w:t>
+      </w:r>
       <w:r>
         <w:rPr>
           <w:lang w:val="hi_IN" w:bidi="hi_IN"/>
@@ -846,36 +714,24 @@
         </w:rPr>
         <w:t>हिजकिय्याह ने निर्णय लिया कि फसह में सहभागिता, नियमों के कठोर पालन से अधिक महत्वपूर्ण थी। उन्होंने उन तीर्थयात्रियों के लिए प्रार्थना की जो सही तरीके से तैयारी नहीं कर सके। हालांकि वे शुद्ध हुए बिना बलिदान नहीं कर सकते थे, फिर भी वे फसह में भाग ले सकते थे। सही दृष्टिकोण रखना और प्रार्थना में प्रभु की खोज करना परमेश्वर की अनुग्रहकारी स्वीकृति की ओर ले गया (</w:t>
       </w:r>
-      <w:hyperlink r:id="rId34">
-        <w:r>
-          <w:rPr>
-            <w:lang w:val="hi_IN" w:bidi="hi_IN"/>
-          </w:rPr>
-          <w:rPr>
-            <w:color w:val="0000EE"/>
-            <w:u w:val="single"/>
-          </w:rPr>
-          <w:t>2 इति 30:18–20</w:t>
-        </w:r>
-      </w:hyperlink>
+      <w:r>
+        <w:rPr>
+          <w:lang w:val="hi_IN" w:bidi="hi_IN"/>
+        </w:rPr>
+        <w:t>2 इति 30:18–20</w:t>
+      </w:r>
       <w:r>
         <w:rPr>
           <w:lang w:val="hi_IN" w:bidi="hi_IN"/>
         </w:rPr>
         <w:t xml:space="preserve">; देखें </w:t>
       </w:r>
-      <w:hyperlink r:id="rId35">
-        <w:r>
-          <w:rPr>
-            <w:lang w:val="hi_IN" w:bidi="hi_IN"/>
-          </w:rPr>
-          <w:rPr>
-            <w:color w:val="0000EE"/>
-            <w:u w:val="single"/>
-          </w:rPr>
-          <w:t>1 कुरि 11:27–34</w:t>
-        </w:r>
-      </w:hyperlink>
+      <w:r>
+        <w:rPr>
+          <w:lang w:val="hi_IN" w:bidi="hi_IN"/>
+        </w:rPr>
+        <w:t>1 कुरि 11:27–34</w:t>
+      </w:r>
       <w:r>
         <w:rPr>
           <w:lang w:val="hi_IN" w:bidi="hi_IN"/>
@@ -919,162 +775,108 @@
           <w:lang w:val="hi_IN" w:bidi="hi_IN"/>
         </w:rPr>
       </w:r>
-      <w:hyperlink r:id="rId36">
-        <w:r>
-          <w:rPr>
-            <w:lang w:val="hi_IN" w:bidi="hi_IN"/>
-          </w:rPr>
-          <w:rPr>
-            <w:color w:val="0000EE"/>
-            <w:u w:val="single"/>
-          </w:rPr>
-          <w:t>निर्गमन 12:1–30</w:t>
-        </w:r>
-      </w:hyperlink>
+      <w:r>
+        <w:rPr>
+          <w:lang w:val="hi_IN" w:bidi="hi_IN"/>
+        </w:rPr>
+        <w:t>निर्गमन 12:1–30</w:t>
+      </w:r>
       <w:r>
         <w:rPr>
           <w:lang w:val="hi_IN" w:bidi="hi_IN"/>
         </w:rPr>
         <w:t xml:space="preserve">; </w:t>
       </w:r>
-      <w:hyperlink r:id="rId37">
-        <w:r>
-          <w:rPr>
-            <w:lang w:val="hi_IN" w:bidi="hi_IN"/>
-          </w:rPr>
-          <w:rPr>
-            <w:color w:val="0000EE"/>
-            <w:u w:val="single"/>
-          </w:rPr>
-          <w:t>2 राजा 5:17–19</w:t>
-        </w:r>
-      </w:hyperlink>
+      <w:r>
+        <w:rPr>
+          <w:lang w:val="hi_IN" w:bidi="hi_IN"/>
+        </w:rPr>
+        <w:t>2 राजा 5:17–19</w:t>
+      </w:r>
       <w:r>
         <w:rPr>
           <w:lang w:val="hi_IN" w:bidi="hi_IN"/>
         </w:rPr>
         <w:t xml:space="preserve">; </w:t>
       </w:r>
-      <w:hyperlink r:id="rId38">
-        <w:r>
-          <w:rPr>
-            <w:lang w:val="hi_IN" w:bidi="hi_IN"/>
-          </w:rPr>
-          <w:rPr>
-            <w:color w:val="0000EE"/>
-            <w:u w:val="single"/>
-          </w:rPr>
-          <w:t>2 इतिहास 30:1–27</w:t>
-        </w:r>
-      </w:hyperlink>
+      <w:r>
+        <w:rPr>
+          <w:lang w:val="hi_IN" w:bidi="hi_IN"/>
+        </w:rPr>
+        <w:t>2 इतिहास 30:1–27</w:t>
+      </w:r>
       <w:r>
         <w:rPr>
           <w:lang w:val="hi_IN" w:bidi="hi_IN"/>
         </w:rPr>
         <w:t xml:space="preserve">; </w:t>
       </w:r>
-      <w:hyperlink r:id="rId39">
-        <w:r>
-          <w:rPr>
-            <w:lang w:val="hi_IN" w:bidi="hi_IN"/>
-          </w:rPr>
-          <w:rPr>
-            <w:color w:val="0000EE"/>
-            <w:u w:val="single"/>
-          </w:rPr>
-          <w:t>मत्ती 15:21–28</w:t>
-        </w:r>
-      </w:hyperlink>
+      <w:r>
+        <w:rPr>
+          <w:lang w:val="hi_IN" w:bidi="hi_IN"/>
+        </w:rPr>
+        <w:t>मत्ती 15:21–28</w:t>
+      </w:r>
       <w:r>
         <w:rPr>
           <w:lang w:val="hi_IN" w:bidi="hi_IN"/>
         </w:rPr>
         <w:t xml:space="preserve">; </w:t>
       </w:r>
-      <w:hyperlink r:id="rId40">
-        <w:r>
-          <w:rPr>
-            <w:lang w:val="hi_IN" w:bidi="hi_IN"/>
-          </w:rPr>
-          <w:rPr>
-            <w:color w:val="0000EE"/>
-            <w:u w:val="single"/>
-          </w:rPr>
-          <w:t>यूहन्ना 8:1–11</w:t>
-        </w:r>
-      </w:hyperlink>
+      <w:r>
+        <w:rPr>
+          <w:lang w:val="hi_IN" w:bidi="hi_IN"/>
+        </w:rPr>
+        <w:t>यूहन्ना 8:1–11</w:t>
+      </w:r>
       <w:r>
         <w:rPr>
           <w:lang w:val="hi_IN" w:bidi="hi_IN"/>
         </w:rPr>
         <w:t xml:space="preserve">; </w:t>
       </w:r>
-      <w:hyperlink r:id="rId41">
-        <w:r>
-          <w:rPr>
-            <w:lang w:val="hi_IN" w:bidi="hi_IN"/>
-          </w:rPr>
-          <w:rPr>
-            <w:color w:val="0000EE"/>
-            <w:u w:val="single"/>
-          </w:rPr>
-          <w:t>रोमियों 3:23–28</w:t>
-        </w:r>
-      </w:hyperlink>
+      <w:r>
+        <w:rPr>
+          <w:lang w:val="hi_IN" w:bidi="hi_IN"/>
+        </w:rPr>
+        <w:t>रोमियों 3:23–28</w:t>
+      </w:r>
       <w:r>
         <w:rPr>
           <w:lang w:val="hi_IN" w:bidi="hi_IN"/>
         </w:rPr>
         <w:t xml:space="preserve">; </w:t>
       </w:r>
-      <w:hyperlink r:id="rId35">
-        <w:r>
-          <w:rPr>
-            <w:lang w:val="hi_IN" w:bidi="hi_IN"/>
-          </w:rPr>
-          <w:rPr>
-            <w:color w:val="0000EE"/>
-            <w:u w:val="single"/>
-          </w:rPr>
-          <w:t>1 कुरिन्थियों 11:27–34</w:t>
-        </w:r>
-      </w:hyperlink>
+      <w:r>
+        <w:rPr>
+          <w:lang w:val="hi_IN" w:bidi="hi_IN"/>
+        </w:rPr>
+        <w:t>1 कुरिन्थियों 11:27–34</w:t>
+      </w:r>
       <w:r>
         <w:rPr>
           <w:lang w:val="hi_IN" w:bidi="hi_IN"/>
         </w:rPr>
         <w:t xml:space="preserve">; </w:t>
       </w:r>
-      <w:hyperlink r:id="rId42">
-        <w:r>
-          <w:rPr>
-            <w:lang w:val="hi_IN" w:bidi="hi_IN"/>
-          </w:rPr>
-          <w:rPr>
-            <w:color w:val="0000EE"/>
-            <w:u w:val="single"/>
-          </w:rPr>
-          <w:t>इब्रानियों 9:13–15</w:t>
-        </w:r>
-      </w:hyperlink>
+      <w:r>
+        <w:rPr>
+          <w:lang w:val="hi_IN" w:bidi="hi_IN"/>
+        </w:rPr>
+        <w:t>इब्रानियों 9:13–15</w:t>
+      </w:r>
       <w:r>
         <w:rPr>
           <w:lang w:val="hi_IN" w:bidi="hi_IN"/>
         </w:rPr>
         <w:t xml:space="preserve">; </w:t>
       </w:r>
-      <w:hyperlink r:id="rId43">
-        <w:r>
-          <w:rPr>
-            <w:lang w:val="hi_IN" w:bidi="hi_IN"/>
-          </w:rPr>
-          <w:rPr>
-            <w:color w:val="0000EE"/>
-            <w:u w:val="single"/>
-          </w:rPr>
-          <w:t>याकूब 5:16</w:t>
-        </w:r>
-      </w:hyperlink>
+      <w:r>
+        <w:rPr>
+          <w:lang w:val="hi_IN" w:bidi="hi_IN"/>
+        </w:rPr>
+        <w:t>याकूब 5:16</w:t>
+      </w:r>
       <w:r>
         <w:rPr>
           <w:lang w:val="hi_IN" w:bidi="hi_IN"/>
@@ -1123,36 +925,24 @@
         </w:rPr>
         <w:t xml:space="preserve">व्यवस्था इस्राएल के लोगों के साथ परमेश्वर के विशेष समझौते (वाचा) के केन्द्र में थी। प्रेरित पौलुस के समय में कई यहूदी, जिनमें यहूदी मसीही भी शामिल थे, इसे जीवन जीने के लिए आवश्यक मानते थे। इसलिए, पौलुस अक्सर व्यवस्था के बारे में सवालों को सम्बोधित करते हैं, विशेष रूप से रोमियों और गलातियों को लिखे गए अपने पत्रों में। वह इसे गहराई से </w:t>
       </w:r>
-      <w:hyperlink r:id="rId44">
-        <w:r>
-          <w:rPr>
-            <w:lang w:val="hi_IN" w:bidi="hi_IN"/>
-          </w:rPr>
-          <w:rPr>
-            <w:color w:val="0000EE"/>
-            <w:u w:val="single"/>
-          </w:rPr>
-          <w:t>रोमियों 7</w:t>
-        </w:r>
-      </w:hyperlink>
+      <w:r>
+        <w:rPr>
+          <w:lang w:val="hi_IN" w:bidi="hi_IN"/>
+        </w:rPr>
+        <w:t>रोमियों 7</w:t>
+      </w:r>
       <w:r>
         <w:rPr>
           <w:lang w:val="hi_IN" w:bidi="hi_IN"/>
         </w:rPr>
         <w:t xml:space="preserve"> में जांचते हैं। वहाँ वह तर्क करते हैं कि व्यवस्था, लोगों के जीवन को सुधारने के बजाय, पाप का कारण बनी और मृत्यु लाई (देखें </w:t>
       </w:r>
-      <w:hyperlink r:id="rId45">
-        <w:r>
-          <w:rPr>
-            <w:lang w:val="hi_IN" w:bidi="hi_IN"/>
-          </w:rPr>
-          <w:rPr>
-            <w:color w:val="0000EE"/>
-            <w:u w:val="single"/>
-          </w:rPr>
-          <w:t>7:5</w:t>
-        </w:r>
-      </w:hyperlink>
+      <w:r>
+        <w:rPr>
+          <w:lang w:val="hi_IN" w:bidi="hi_IN"/>
+        </w:rPr>
+        <w:t>7:5</w:t>
+      </w:r>
       <w:r>
         <w:rPr>
           <w:lang w:val="hi_IN" w:bidi="hi_IN"/>
@@ -1173,36 +963,24 @@
         </w:rPr>
         <w:t>पौलुस चाहते हैं कि उनके पाठक समझें कि व्यवस्था दोषी नहीं है। परमेश्वर की व्यवस्था अच्छी और पवित्र है (</w:t>
       </w:r>
-      <w:hyperlink r:id="rId46">
-        <w:r>
-          <w:rPr>
-            <w:lang w:val="hi_IN" w:bidi="hi_IN"/>
-          </w:rPr>
-          <w:rPr>
-            <w:color w:val="0000EE"/>
-            <w:u w:val="single"/>
-          </w:rPr>
-          <w:t>रोम 7:12</w:t>
-        </w:r>
-      </w:hyperlink>
+      <w:r>
+        <w:rPr>
+          <w:lang w:val="hi_IN" w:bidi="hi_IN"/>
+        </w:rPr>
+        <w:t>रोम 7:12</w:t>
+      </w:r>
       <w:r>
         <w:rPr>
           <w:lang w:val="hi_IN" w:bidi="hi_IN"/>
         </w:rPr>
         <w:t xml:space="preserve">)। परन्तु यह मनुष्य के हृदय या इच्छा को नहीं बदल सकती। चाहे पौलुस एक गैर-मसीही, एक परिपक्व मसीही, या एक अपरिपक्व मसीही का वर्णन करें, सन्देश वही है। व्यवस्था मनुष्य के पाप को हरा नहीं सकती (देखें </w:t>
       </w:r>
-      <w:hyperlink r:id="rId47">
-        <w:r>
-          <w:rPr>
-            <w:lang w:val="hi_IN" w:bidi="hi_IN"/>
-          </w:rPr>
-          <w:rPr>
-            <w:color w:val="0000EE"/>
-            <w:u w:val="single"/>
-          </w:rPr>
-          <w:t>रोम 7:14–25</w:t>
-        </w:r>
-      </w:hyperlink>
+      <w:r>
+        <w:rPr>
+          <w:lang w:val="hi_IN" w:bidi="hi_IN"/>
+        </w:rPr>
+        <w:t>रोम 7:14–25</w:t>
+      </w:r>
       <w:r>
         <w:rPr>
           <w:lang w:val="hi_IN" w:bidi="hi_IN"/>
@@ -1223,18 +1001,12 @@
         </w:rPr>
         <w:t>परमेश्वर लोगों को व्यवस्था देते हैं, जो आदम के श्राप से जुड़े होने के कारण, पहले से ही पाप की शक्ति द्वारा आसानी से नियन्त्रित होते हैं। हम परमेश्वर की आज्ञाओं का पालन कर सकते हैं, परन्तु हमें यह असम्भव लगता है। केवल परमेश्वर की शक्ति और अनुग्रह का एक नया और शक्तिशाली अनुभव यीशु मसीह में हमें बचा सकता है (</w:t>
       </w:r>
-      <w:hyperlink r:id="rId48">
-        <w:r>
-          <w:rPr>
-            <w:lang w:val="hi_IN" w:bidi="hi_IN"/>
-          </w:rPr>
-          <w:rPr>
-            <w:color w:val="0000EE"/>
-            <w:u w:val="single"/>
-          </w:rPr>
-          <w:t>रोम 7:25</w:t>
-        </w:r>
-      </w:hyperlink>
+      <w:r>
+        <w:rPr>
+          <w:lang w:val="hi_IN" w:bidi="hi_IN"/>
+        </w:rPr>
+        <w:t>रोम 7:25</w:t>
+      </w:r>
       <w:r>
         <w:rPr>
           <w:lang w:val="hi_IN" w:bidi="hi_IN"/>
@@ -1253,18 +1025,12 @@
         </w:rPr>
         <w:t>" मुक्त किया (</w:t>
       </w:r>
-      <w:hyperlink r:id="rId49">
-        <w:r>
-          <w:rPr>
-            <w:lang w:val="hi_IN" w:bidi="hi_IN"/>
-          </w:rPr>
-          <w:rPr>
-            <w:color w:val="0000EE"/>
-            <w:u w:val="single"/>
-          </w:rPr>
-          <w:t>रोम 8:2</w:t>
-        </w:r>
-      </w:hyperlink>
+      <w:r>
+        <w:rPr>
+          <w:lang w:val="hi_IN" w:bidi="hi_IN"/>
+        </w:rPr>
+        <w:t>रोम 8:2</w:t>
+      </w:r>
       <w:r>
         <w:rPr>
           <w:lang w:val="hi_IN" w:bidi="hi_IN"/>
@@ -1308,720 +1074,480 @@
           <w:lang w:val="hi_IN" w:bidi="hi_IN"/>
         </w:rPr>
       </w:r>
-      <w:hyperlink r:id="rId50">
-        <w:r>
-          <w:rPr>
-            <w:lang w:val="hi_IN" w:bidi="hi_IN"/>
-          </w:rPr>
-          <w:rPr>
-            <w:color w:val="0000EE"/>
-            <w:u w:val="single"/>
-          </w:rPr>
-          <w:t>व्यवस्थाविवरण 5:1–33</w:t>
-        </w:r>
-      </w:hyperlink>
+      <w:r>
+        <w:rPr>
+          <w:lang w:val="hi_IN" w:bidi="hi_IN"/>
+        </w:rPr>
+        <w:t>व्यवस्थाविवरण 5:1–33</w:t>
+      </w:r>
       <w:r>
         <w:rPr>
           <w:lang w:val="hi_IN" w:bidi="hi_IN"/>
         </w:rPr>
         <w:t xml:space="preserve">; </w:t>
       </w:r>
-      <w:hyperlink r:id="rId51">
-        <w:r>
-          <w:rPr>
-            <w:lang w:val="hi_IN" w:bidi="hi_IN"/>
-          </w:rPr>
-          <w:rPr>
-            <w:color w:val="0000EE"/>
-            <w:u w:val="single"/>
-          </w:rPr>
-          <w:t>6:17–25</w:t>
-        </w:r>
-      </w:hyperlink>
+      <w:r>
+        <w:rPr>
+          <w:lang w:val="hi_IN" w:bidi="hi_IN"/>
+        </w:rPr>
+        <w:t>6:17–25</w:t>
+      </w:r>
       <w:r>
         <w:rPr>
           <w:lang w:val="hi_IN" w:bidi="hi_IN"/>
         </w:rPr>
         <w:t xml:space="preserve">; </w:t>
       </w:r>
-      <w:hyperlink r:id="rId52">
-        <w:r>
-          <w:rPr>
-            <w:lang w:val="hi_IN" w:bidi="hi_IN"/>
-          </w:rPr>
-          <w:rPr>
-            <w:color w:val="0000EE"/>
-            <w:u w:val="single"/>
-          </w:rPr>
-          <w:t>यहोशू 24:19–27</w:t>
-        </w:r>
-      </w:hyperlink>
+      <w:r>
+        <w:rPr>
+          <w:lang w:val="hi_IN" w:bidi="hi_IN"/>
+        </w:rPr>
+        <w:t>यहोशू 24:19–27</w:t>
+      </w:r>
       <w:r>
         <w:rPr>
           <w:lang w:val="hi_IN" w:bidi="hi_IN"/>
         </w:rPr>
         <w:t xml:space="preserve">; </w:t>
       </w:r>
-      <w:hyperlink r:id="rId53">
-        <w:r>
-          <w:rPr>
-            <w:lang w:val="hi_IN" w:bidi="hi_IN"/>
-          </w:rPr>
-          <w:rPr>
-            <w:color w:val="0000EE"/>
-            <w:u w:val="single"/>
-          </w:rPr>
-          <w:t>एज्रा 7:25–26</w:t>
-        </w:r>
-      </w:hyperlink>
+      <w:r>
+        <w:rPr>
+          <w:lang w:val="hi_IN" w:bidi="hi_IN"/>
+        </w:rPr>
+        <w:t>एज्रा 7:25–26</w:t>
+      </w:r>
       <w:r>
         <w:rPr>
           <w:lang w:val="hi_IN" w:bidi="hi_IN"/>
         </w:rPr>
         <w:t xml:space="preserve">; </w:t>
       </w:r>
-      <w:hyperlink r:id="rId54">
-        <w:r>
-          <w:rPr>
-            <w:lang w:val="hi_IN" w:bidi="hi_IN"/>
-          </w:rPr>
-          <w:rPr>
-            <w:color w:val="0000EE"/>
-            <w:u w:val="single"/>
-          </w:rPr>
-          <w:t>भजन संहिता 1:1–3</w:t>
-        </w:r>
-      </w:hyperlink>
+      <w:r>
+        <w:rPr>
+          <w:lang w:val="hi_IN" w:bidi="hi_IN"/>
+        </w:rPr>
+        <w:t>भजन संहिता 1:1–3</w:t>
+      </w:r>
       <w:r>
         <w:rPr>
           <w:lang w:val="hi_IN" w:bidi="hi_IN"/>
         </w:rPr>
         <w:t xml:space="preserve">; </w:t>
       </w:r>
-      <w:hyperlink r:id="rId55">
-        <w:r>
-          <w:rPr>
-            <w:lang w:val="hi_IN" w:bidi="hi_IN"/>
-          </w:rPr>
-          <w:rPr>
-            <w:color w:val="0000EE"/>
-            <w:u w:val="single"/>
-          </w:rPr>
-          <w:t>19:7–14</w:t>
-        </w:r>
-      </w:hyperlink>
+      <w:r>
+        <w:rPr>
+          <w:lang w:val="hi_IN" w:bidi="hi_IN"/>
+        </w:rPr>
+        <w:t>19:7–14</w:t>
+      </w:r>
       <w:r>
         <w:rPr>
           <w:lang w:val="hi_IN" w:bidi="hi_IN"/>
         </w:rPr>
         <w:t xml:space="preserve">; </w:t>
       </w:r>
-      <w:hyperlink r:id="rId56">
-        <w:r>
-          <w:rPr>
-            <w:lang w:val="hi_IN" w:bidi="hi_IN"/>
-          </w:rPr>
-          <w:rPr>
-            <w:color w:val="0000EE"/>
-            <w:u w:val="single"/>
-          </w:rPr>
-          <w:t>78:56–59</w:t>
-        </w:r>
-      </w:hyperlink>
+      <w:r>
+        <w:rPr>
+          <w:lang w:val="hi_IN" w:bidi="hi_IN"/>
+        </w:rPr>
+        <w:t>78:56–59</w:t>
+      </w:r>
       <w:r>
         <w:rPr>
           <w:lang w:val="hi_IN" w:bidi="hi_IN"/>
         </w:rPr>
         <w:t xml:space="preserve">; </w:t>
       </w:r>
-      <w:hyperlink r:id="rId57">
-        <w:r>
-          <w:rPr>
-            <w:lang w:val="hi_IN" w:bidi="hi_IN"/>
-          </w:rPr>
-          <w:rPr>
-            <w:color w:val="0000EE"/>
-            <w:u w:val="single"/>
-          </w:rPr>
-          <w:t>119:144</w:t>
-        </w:r>
-      </w:hyperlink>
+      <w:r>
+        <w:rPr>
+          <w:lang w:val="hi_IN" w:bidi="hi_IN"/>
+        </w:rPr>
+        <w:t>119:144</w:t>
+      </w:r>
       <w:r>
         <w:rPr>
           <w:lang w:val="hi_IN" w:bidi="hi_IN"/>
         </w:rPr>
         <w:t xml:space="preserve">; </w:t>
       </w:r>
-      <w:hyperlink r:id="rId58">
-        <w:r>
-          <w:rPr>
-            <w:lang w:val="hi_IN" w:bidi="hi_IN"/>
-          </w:rPr>
-          <w:rPr>
-            <w:color w:val="0000EE"/>
-            <w:u w:val="single"/>
-          </w:rPr>
-          <w:t>यशायाह 24:5</w:t>
-        </w:r>
-      </w:hyperlink>
+      <w:r>
+        <w:rPr>
+          <w:lang w:val="hi_IN" w:bidi="hi_IN"/>
+        </w:rPr>
+        <w:t>यशायाह 24:5</w:t>
+      </w:r>
       <w:r>
         <w:rPr>
           <w:lang w:val="hi_IN" w:bidi="hi_IN"/>
         </w:rPr>
         <w:t xml:space="preserve">; </w:t>
       </w:r>
-      <w:hyperlink r:id="rId59">
-        <w:r>
-          <w:rPr>
-            <w:lang w:val="hi_IN" w:bidi="hi_IN"/>
-          </w:rPr>
-          <w:rPr>
-            <w:color w:val="0000EE"/>
-            <w:u w:val="single"/>
-          </w:rPr>
-          <w:t>26:4–8</w:t>
-        </w:r>
-      </w:hyperlink>
+      <w:r>
+        <w:rPr>
+          <w:lang w:val="hi_IN" w:bidi="hi_IN"/>
+        </w:rPr>
+        <w:t>26:4–8</w:t>
+      </w:r>
       <w:r>
         <w:rPr>
           <w:lang w:val="hi_IN" w:bidi="hi_IN"/>
         </w:rPr>
         <w:t xml:space="preserve">; </w:t>
       </w:r>
-      <w:hyperlink r:id="rId21">
-        <w:r>
-          <w:rPr>
-            <w:lang w:val="hi_IN" w:bidi="hi_IN"/>
-          </w:rPr>
-          <w:rPr>
-            <w:color w:val="0000EE"/>
-            <w:u w:val="single"/>
-          </w:rPr>
-          <w:t>यिर्मयाह 31:33–34</w:t>
-        </w:r>
-      </w:hyperlink>
+      <w:r>
+        <w:rPr>
+          <w:lang w:val="hi_IN" w:bidi="hi_IN"/>
+        </w:rPr>
+        <w:t>यिर्मयाह 31:33–34</w:t>
+      </w:r>
       <w:r>
         <w:rPr>
           <w:lang w:val="hi_IN" w:bidi="hi_IN"/>
         </w:rPr>
         <w:t xml:space="preserve">; </w:t>
       </w:r>
-      <w:hyperlink r:id="rId60">
-        <w:r>
-          <w:rPr>
-            <w:lang w:val="hi_IN" w:bidi="hi_IN"/>
-          </w:rPr>
-          <w:rPr>
-            <w:color w:val="0000EE"/>
-            <w:u w:val="single"/>
-          </w:rPr>
-          <w:t>होशे 4:6</w:t>
-        </w:r>
-      </w:hyperlink>
+      <w:r>
+        <w:rPr>
+          <w:lang w:val="hi_IN" w:bidi="hi_IN"/>
+        </w:rPr>
+        <w:t>होशे 4:6</w:t>
+      </w:r>
       <w:r>
         <w:rPr>
           <w:lang w:val="hi_IN" w:bidi="hi_IN"/>
         </w:rPr>
         <w:t xml:space="preserve">; </w:t>
       </w:r>
-      <w:hyperlink r:id="rId61">
-        <w:r>
-          <w:rPr>
-            <w:lang w:val="hi_IN" w:bidi="hi_IN"/>
-          </w:rPr>
-          <w:rPr>
-            <w:color w:val="0000EE"/>
-            <w:u w:val="single"/>
-          </w:rPr>
-          <w:t>8:12</w:t>
-        </w:r>
-      </w:hyperlink>
+      <w:r>
+        <w:rPr>
+          <w:lang w:val="hi_IN" w:bidi="hi_IN"/>
+        </w:rPr>
+        <w:t>8:12</w:t>
+      </w:r>
       <w:r>
         <w:rPr>
           <w:lang w:val="hi_IN" w:bidi="hi_IN"/>
         </w:rPr>
         <w:t xml:space="preserve">; </w:t>
       </w:r>
-      <w:hyperlink r:id="rId62">
-        <w:r>
-          <w:rPr>
-            <w:lang w:val="hi_IN" w:bidi="hi_IN"/>
-          </w:rPr>
-          <w:rPr>
-            <w:color w:val="0000EE"/>
-            <w:u w:val="single"/>
-          </w:rPr>
-          <w:t>हबक्कूक 1:4</w:t>
-        </w:r>
-      </w:hyperlink>
+      <w:r>
+        <w:rPr>
+          <w:lang w:val="hi_IN" w:bidi="hi_IN"/>
+        </w:rPr>
+        <w:t>हबक्कूक 1:4</w:t>
+      </w:r>
       <w:r>
         <w:rPr>
           <w:lang w:val="hi_IN" w:bidi="hi_IN"/>
         </w:rPr>
         <w:t xml:space="preserve">; </w:t>
       </w:r>
-      <w:hyperlink r:id="rId63">
-        <w:r>
-          <w:rPr>
-            <w:lang w:val="hi_IN" w:bidi="hi_IN"/>
-          </w:rPr>
-          <w:rPr>
-            <w:color w:val="0000EE"/>
-            <w:u w:val="single"/>
-          </w:rPr>
-          <w:t>मत्ती 5:17–20</w:t>
-        </w:r>
-      </w:hyperlink>
+      <w:r>
+        <w:rPr>
+          <w:lang w:val="hi_IN" w:bidi="hi_IN"/>
+        </w:rPr>
+        <w:t>मत्ती 5:17–20</w:t>
+      </w:r>
       <w:r>
         <w:rPr>
           <w:lang w:val="hi_IN" w:bidi="hi_IN"/>
         </w:rPr>
         <w:t xml:space="preserve">; </w:t>
       </w:r>
-      <w:hyperlink r:id="rId64">
-        <w:r>
-          <w:rPr>
-            <w:lang w:val="hi_IN" w:bidi="hi_IN"/>
-          </w:rPr>
-          <w:rPr>
-            <w:color w:val="0000EE"/>
-            <w:u w:val="single"/>
-          </w:rPr>
-          <w:t>7:12</w:t>
-        </w:r>
-      </w:hyperlink>
+      <w:r>
+        <w:rPr>
+          <w:lang w:val="hi_IN" w:bidi="hi_IN"/>
+        </w:rPr>
+        <w:t>7:12</w:t>
+      </w:r>
       <w:r>
         <w:rPr>
           <w:lang w:val="hi_IN" w:bidi="hi_IN"/>
         </w:rPr>
         <w:t xml:space="preserve">; </w:t>
       </w:r>
-      <w:hyperlink r:id="rId65">
-        <w:r>
-          <w:rPr>
-            <w:lang w:val="hi_IN" w:bidi="hi_IN"/>
-          </w:rPr>
-          <w:rPr>
-            <w:color w:val="0000EE"/>
-            <w:u w:val="single"/>
-          </w:rPr>
-          <w:t>मरकुस 7:8–9</w:t>
-        </w:r>
-      </w:hyperlink>
+      <w:r>
+        <w:rPr>
+          <w:lang w:val="hi_IN" w:bidi="hi_IN"/>
+        </w:rPr>
+        <w:t>मरकुस 7:8–9</w:t>
+      </w:r>
       <w:r>
         <w:rPr>
           <w:lang w:val="hi_IN" w:bidi="hi_IN"/>
         </w:rPr>
         <w:t xml:space="preserve">; </w:t>
       </w:r>
-      <w:hyperlink r:id="rId66">
-        <w:r>
-          <w:rPr>
-            <w:lang w:val="hi_IN" w:bidi="hi_IN"/>
-          </w:rPr>
-          <w:rPr>
-            <w:color w:val="0000EE"/>
-            <w:u w:val="single"/>
-          </w:rPr>
-          <w:t>लूका 16:16–17</w:t>
-        </w:r>
-      </w:hyperlink>
+      <w:r>
+        <w:rPr>
+          <w:lang w:val="hi_IN" w:bidi="hi_IN"/>
+        </w:rPr>
+        <w:t>लूका 16:16–17</w:t>
+      </w:r>
       <w:r>
         <w:rPr>
           <w:lang w:val="hi_IN" w:bidi="hi_IN"/>
         </w:rPr>
         <w:t xml:space="preserve">; </w:t>
       </w:r>
-      <w:hyperlink r:id="rId67">
-        <w:r>
-          <w:rPr>
-            <w:lang w:val="hi_IN" w:bidi="hi_IN"/>
-          </w:rPr>
-          <w:rPr>
-            <w:color w:val="0000EE"/>
-            <w:u w:val="single"/>
-          </w:rPr>
-          <w:t>यूहन्ना 1:16–17</w:t>
-        </w:r>
-      </w:hyperlink>
+      <w:r>
+        <w:rPr>
+          <w:lang w:val="hi_IN" w:bidi="hi_IN"/>
+        </w:rPr>
+        <w:t>यूहन्ना 1:16–17</w:t>
+      </w:r>
       <w:r>
         <w:rPr>
           <w:lang w:val="hi_IN" w:bidi="hi_IN"/>
         </w:rPr>
         <w:t xml:space="preserve">; </w:t>
       </w:r>
-      <w:hyperlink r:id="rId68">
-        <w:r>
-          <w:rPr>
-            <w:lang w:val="hi_IN" w:bidi="hi_IN"/>
-          </w:rPr>
-          <w:rPr>
-            <w:color w:val="0000EE"/>
-            <w:u w:val="single"/>
-          </w:rPr>
-          <w:t>7:19</w:t>
-        </w:r>
-      </w:hyperlink>
+      <w:r>
+        <w:rPr>
+          <w:lang w:val="hi_IN" w:bidi="hi_IN"/>
+        </w:rPr>
+        <w:t>7:19</w:t>
+      </w:r>
       <w:r>
         <w:rPr>
           <w:lang w:val="hi_IN" w:bidi="hi_IN"/>
         </w:rPr>
         <w:t xml:space="preserve">; </w:t>
       </w:r>
-      <w:hyperlink r:id="rId69">
-        <w:r>
-          <w:rPr>
-            <w:lang w:val="hi_IN" w:bidi="hi_IN"/>
-          </w:rPr>
-          <w:rPr>
-            <w:color w:val="0000EE"/>
-            <w:u w:val="single"/>
-          </w:rPr>
-          <w:t>प्रेरितों के काम 13:38–39</w:t>
-        </w:r>
-      </w:hyperlink>
+      <w:r>
+        <w:rPr>
+          <w:lang w:val="hi_IN" w:bidi="hi_IN"/>
+        </w:rPr>
+        <w:t>प्रेरितों के काम 13:38–39</w:t>
+      </w:r>
       <w:r>
         <w:rPr>
           <w:lang w:val="hi_IN" w:bidi="hi_IN"/>
         </w:rPr>
         <w:t xml:space="preserve">; </w:t>
       </w:r>
-      <w:hyperlink r:id="rId70">
-        <w:r>
-          <w:rPr>
-            <w:lang w:val="hi_IN" w:bidi="hi_IN"/>
-          </w:rPr>
-          <w:rPr>
-            <w:color w:val="0000EE"/>
-            <w:u w:val="single"/>
-          </w:rPr>
-          <w:t>रोमियों 2:13–29</w:t>
-        </w:r>
-      </w:hyperlink>
+      <w:r>
+        <w:rPr>
+          <w:lang w:val="hi_IN" w:bidi="hi_IN"/>
+        </w:rPr>
+        <w:t>रोमियों 2:13–29</w:t>
+      </w:r>
       <w:r>
         <w:rPr>
           <w:lang w:val="hi_IN" w:bidi="hi_IN"/>
         </w:rPr>
         <w:t xml:space="preserve">; </w:t>
       </w:r>
-      <w:hyperlink r:id="rId71">
-        <w:r>
-          <w:rPr>
-            <w:lang w:val="hi_IN" w:bidi="hi_IN"/>
-          </w:rPr>
-          <w:rPr>
-            <w:color w:val="0000EE"/>
-            <w:u w:val="single"/>
-          </w:rPr>
-          <w:t>3:19–21</w:t>
-        </w:r>
-      </w:hyperlink>
+      <w:r>
+        <w:rPr>
+          <w:lang w:val="hi_IN" w:bidi="hi_IN"/>
+        </w:rPr>
+        <w:t>3:19–21</w:t>
+      </w:r>
       <w:r>
         <w:rPr>
           <w:lang w:val="hi_IN" w:bidi="hi_IN"/>
         </w:rPr>
         <w:t xml:space="preserve">, </w:t>
       </w:r>
-      <w:hyperlink r:id="rId72">
-        <w:r>
-          <w:rPr>
-            <w:lang w:val="hi_IN" w:bidi="hi_IN"/>
-          </w:rPr>
-          <w:rPr>
-            <w:color w:val="0000EE"/>
-            <w:u w:val="single"/>
-          </w:rPr>
-          <w:t>27–28</w:t>
-        </w:r>
-      </w:hyperlink>
+      <w:r>
+        <w:rPr>
+          <w:lang w:val="hi_IN" w:bidi="hi_IN"/>
+        </w:rPr>
+        <w:t>27–28</w:t>
+      </w:r>
       <w:r>
         <w:rPr>
           <w:lang w:val="hi_IN" w:bidi="hi_IN"/>
         </w:rPr>
         <w:t xml:space="preserve">; </w:t>
       </w:r>
-      <w:hyperlink r:id="rId73">
-        <w:r>
-          <w:rPr>
-            <w:lang w:val="hi_IN" w:bidi="hi_IN"/>
-          </w:rPr>
-          <w:rPr>
-            <w:color w:val="0000EE"/>
-            <w:u w:val="single"/>
-          </w:rPr>
-          <w:t>4:13–16</w:t>
-        </w:r>
-      </w:hyperlink>
+      <w:r>
+        <w:rPr>
+          <w:lang w:val="hi_IN" w:bidi="hi_IN"/>
+        </w:rPr>
+        <w:t>4:13–16</w:t>
+      </w:r>
       <w:r>
         <w:rPr>
           <w:lang w:val="hi_IN" w:bidi="hi_IN"/>
         </w:rPr>
         <w:t xml:space="preserve">; </w:t>
       </w:r>
-      <w:hyperlink r:id="rId44">
-        <w:r>
-          <w:rPr>
-            <w:lang w:val="hi_IN" w:bidi="hi_IN"/>
-          </w:rPr>
-          <w:rPr>
-            <w:color w:val="0000EE"/>
-            <w:u w:val="single"/>
-          </w:rPr>
-          <w:t>7:1–25</w:t>
-        </w:r>
-      </w:hyperlink>
+      <w:r>
+        <w:rPr>
+          <w:lang w:val="hi_IN" w:bidi="hi_IN"/>
+        </w:rPr>
+        <w:t>7:1–25</w:t>
+      </w:r>
       <w:r>
         <w:rPr>
           <w:lang w:val="hi_IN" w:bidi="hi_IN"/>
         </w:rPr>
         <w:t xml:space="preserve">; </w:t>
       </w:r>
-      <w:hyperlink r:id="rId74">
-        <w:r>
-          <w:rPr>
-            <w:lang w:val="hi_IN" w:bidi="hi_IN"/>
-          </w:rPr>
-          <w:rPr>
-            <w:color w:val="0000EE"/>
-            <w:u w:val="single"/>
-          </w:rPr>
-          <w:t>8:3–4</w:t>
-        </w:r>
-      </w:hyperlink>
+      <w:r>
+        <w:rPr>
+          <w:lang w:val="hi_IN" w:bidi="hi_IN"/>
+        </w:rPr>
+        <w:t>8:3–4</w:t>
+      </w:r>
       <w:r>
         <w:rPr>
           <w:lang w:val="hi_IN" w:bidi="hi_IN"/>
         </w:rPr>
         <w:t xml:space="preserve">, </w:t>
       </w:r>
-      <w:hyperlink r:id="rId75">
-        <w:r>
-          <w:rPr>
-            <w:lang w:val="hi_IN" w:bidi="hi_IN"/>
-          </w:rPr>
-          <w:rPr>
-            <w:color w:val="0000EE"/>
-            <w:u w:val="single"/>
-          </w:rPr>
-          <w:t>7</w:t>
-        </w:r>
-      </w:hyperlink>
+      <w:r>
+        <w:rPr>
+          <w:lang w:val="hi_IN" w:bidi="hi_IN"/>
+        </w:rPr>
+        <w:t>7</w:t>
+      </w:r>
       <w:r>
         <w:rPr>
           <w:lang w:val="hi_IN" w:bidi="hi_IN"/>
         </w:rPr>
         <w:t xml:space="preserve">; </w:t>
       </w:r>
-      <w:hyperlink r:id="rId76">
-        <w:r>
-          <w:rPr>
-            <w:lang w:val="hi_IN" w:bidi="hi_IN"/>
-          </w:rPr>
-          <w:rPr>
-            <w:color w:val="0000EE"/>
-            <w:u w:val="single"/>
-          </w:rPr>
-          <w:t>9:4</w:t>
-        </w:r>
-      </w:hyperlink>
+      <w:r>
+        <w:rPr>
+          <w:lang w:val="hi_IN" w:bidi="hi_IN"/>
+        </w:rPr>
+        <w:t>9:4</w:t>
+      </w:r>
       <w:r>
         <w:rPr>
           <w:lang w:val="hi_IN" w:bidi="hi_IN"/>
         </w:rPr>
         <w:t xml:space="preserve">, </w:t>
       </w:r>
-      <w:hyperlink r:id="rId77">
-        <w:r>
-          <w:rPr>
-            <w:lang w:val="hi_IN" w:bidi="hi_IN"/>
-          </w:rPr>
-          <w:rPr>
-            <w:color w:val="0000EE"/>
-            <w:u w:val="single"/>
-          </w:rPr>
-          <w:t>31–32</w:t>
-        </w:r>
-      </w:hyperlink>
+      <w:r>
+        <w:rPr>
+          <w:lang w:val="hi_IN" w:bidi="hi_IN"/>
+        </w:rPr>
+        <w:t>31–32</w:t>
+      </w:r>
       <w:r>
         <w:rPr>
           <w:lang w:val="hi_IN" w:bidi="hi_IN"/>
         </w:rPr>
         <w:t xml:space="preserve">; </w:t>
       </w:r>
-      <w:hyperlink r:id="rId78">
-        <w:r>
-          <w:rPr>
-            <w:lang w:val="hi_IN" w:bidi="hi_IN"/>
-          </w:rPr>
-          <w:rPr>
-            <w:color w:val="0000EE"/>
-            <w:u w:val="single"/>
-          </w:rPr>
-          <w:t>10:3–5</w:t>
-        </w:r>
-      </w:hyperlink>
+      <w:r>
+        <w:rPr>
+          <w:lang w:val="hi_IN" w:bidi="hi_IN"/>
+        </w:rPr>
+        <w:t>10:3–5</w:t>
+      </w:r>
       <w:r>
         <w:rPr>
           <w:lang w:val="hi_IN" w:bidi="hi_IN"/>
         </w:rPr>
         <w:t xml:space="preserve">; </w:t>
       </w:r>
-      <w:hyperlink r:id="rId79">
-        <w:r>
-          <w:rPr>
-            <w:lang w:val="hi_IN" w:bidi="hi_IN"/>
-          </w:rPr>
-          <w:rPr>
-            <w:color w:val="0000EE"/>
-            <w:u w:val="single"/>
-          </w:rPr>
-          <w:t>गलातियों 2:16–21</w:t>
-        </w:r>
-      </w:hyperlink>
+      <w:r>
+        <w:rPr>
+          <w:lang w:val="hi_IN" w:bidi="hi_IN"/>
+        </w:rPr>
+        <w:t>गलातियों 2:16–21</w:t>
+      </w:r>
       <w:r>
         <w:rPr>
           <w:lang w:val="hi_IN" w:bidi="hi_IN"/>
         </w:rPr>
         <w:t xml:space="preserve">; </w:t>
       </w:r>
-      <w:hyperlink r:id="rId80">
-        <w:r>
-          <w:rPr>
-            <w:lang w:val="hi_IN" w:bidi="hi_IN"/>
-          </w:rPr>
-          <w:rPr>
-            <w:color w:val="0000EE"/>
-            <w:u w:val="single"/>
-          </w:rPr>
-          <w:t>3:2</w:t>
-        </w:r>
-      </w:hyperlink>
+      <w:r>
+        <w:rPr>
+          <w:lang w:val="hi_IN" w:bidi="hi_IN"/>
+        </w:rPr>
+        <w:t>3:2</w:t>
+      </w:r>
       <w:r>
         <w:rPr>
           <w:lang w:val="hi_IN" w:bidi="hi_IN"/>
         </w:rPr>
         <w:t xml:space="preserve">, </w:t>
       </w:r>
-      <w:hyperlink r:id="rId81">
-        <w:r>
-          <w:rPr>
-            <w:lang w:val="hi_IN" w:bidi="hi_IN"/>
-          </w:rPr>
-          <w:rPr>
-            <w:color w:val="0000EE"/>
-            <w:u w:val="single"/>
-          </w:rPr>
-          <w:t>10–13</w:t>
-        </w:r>
-      </w:hyperlink>
+      <w:r>
+        <w:rPr>
+          <w:lang w:val="hi_IN" w:bidi="hi_IN"/>
+        </w:rPr>
+        <w:t>10–13</w:t>
+      </w:r>
       <w:r>
         <w:rPr>
           <w:lang w:val="hi_IN" w:bidi="hi_IN"/>
         </w:rPr>
         <w:t xml:space="preserve">, </w:t>
       </w:r>
-      <w:hyperlink r:id="rId82">
-        <w:r>
-          <w:rPr>
-            <w:lang w:val="hi_IN" w:bidi="hi_IN"/>
-          </w:rPr>
-          <w:rPr>
-            <w:color w:val="0000EE"/>
-            <w:u w:val="single"/>
-          </w:rPr>
-          <w:t>17–25</w:t>
-        </w:r>
-      </w:hyperlink>
+      <w:r>
+        <w:rPr>
+          <w:lang w:val="hi_IN" w:bidi="hi_IN"/>
+        </w:rPr>
+        <w:t>17–25</w:t>
+      </w:r>
       <w:r>
         <w:rPr>
           <w:lang w:val="hi_IN" w:bidi="hi_IN"/>
         </w:rPr>
         <w:t xml:space="preserve">; </w:t>
       </w:r>
-      <w:hyperlink r:id="rId83">
-        <w:r>
-          <w:rPr>
-            <w:lang w:val="hi_IN" w:bidi="hi_IN"/>
-          </w:rPr>
-          <w:rPr>
-            <w:color w:val="0000EE"/>
-            <w:u w:val="single"/>
-          </w:rPr>
-          <w:t>5:1–4</w:t>
-        </w:r>
-      </w:hyperlink>
+      <w:r>
+        <w:rPr>
+          <w:lang w:val="hi_IN" w:bidi="hi_IN"/>
+        </w:rPr>
+        <w:t>5:1–4</w:t>
+      </w:r>
       <w:r>
         <w:rPr>
           <w:lang w:val="hi_IN" w:bidi="hi_IN"/>
         </w:rPr>
         <w:t xml:space="preserve">; </w:t>
       </w:r>
-      <w:hyperlink r:id="rId84">
-        <w:r>
-          <w:rPr>
-            <w:lang w:val="hi_IN" w:bidi="hi_IN"/>
-          </w:rPr>
-          <w:rPr>
-            <w:color w:val="0000EE"/>
-            <w:u w:val="single"/>
-          </w:rPr>
-          <w:t>1 तीमुथियुस 1:5–11</w:t>
-        </w:r>
-      </w:hyperlink>
+      <w:r>
+        <w:rPr>
+          <w:lang w:val="hi_IN" w:bidi="hi_IN"/>
+        </w:rPr>
+        <w:t>1 तीमुथियुस 1:5–11</w:t>
+      </w:r>
       <w:r>
         <w:rPr>
           <w:lang w:val="hi_IN" w:bidi="hi_IN"/>
         </w:rPr>
         <w:t xml:space="preserve">; </w:t>
       </w:r>
-      <w:hyperlink r:id="rId85">
-        <w:r>
-          <w:rPr>
-            <w:lang w:val="hi_IN" w:bidi="hi_IN"/>
-          </w:rPr>
-          <w:rPr>
-            <w:color w:val="0000EE"/>
-            <w:u w:val="single"/>
-          </w:rPr>
-          <w:t>इब्रानियों 8:7–13</w:t>
-        </w:r>
-      </w:hyperlink>
+      <w:r>
+        <w:rPr>
+          <w:lang w:val="hi_IN" w:bidi="hi_IN"/>
+        </w:rPr>
+        <w:t>इब्रानियों 8:7–13</w:t>
+      </w:r>
       <w:r>
         <w:rPr>
           <w:lang w:val="hi_IN" w:bidi="hi_IN"/>
         </w:rPr>
         <w:t xml:space="preserve">; </w:t>
       </w:r>
-      <w:hyperlink r:id="rId86">
-        <w:r>
-          <w:rPr>
-            <w:lang w:val="hi_IN" w:bidi="hi_IN"/>
-          </w:rPr>
-          <w:rPr>
-            <w:color w:val="0000EE"/>
-            <w:u w:val="single"/>
-          </w:rPr>
-          <w:t>10:1–18</w:t>
-        </w:r>
-      </w:hyperlink>
+      <w:r>
+        <w:rPr>
+          <w:lang w:val="hi_IN" w:bidi="hi_IN"/>
+        </w:rPr>
+        <w:t>10:1–18</w:t>
+      </w:r>
       <w:r>
         <w:rPr>
           <w:lang w:val="hi_IN" w:bidi="hi_IN"/>
         </w:rPr>
         <w:t xml:space="preserve">; </w:t>
       </w:r>
-      <w:hyperlink r:id="rId87">
-        <w:r>
-          <w:rPr>
-            <w:lang w:val="hi_IN" w:bidi="hi_IN"/>
-          </w:rPr>
-          <w:rPr>
-            <w:color w:val="0000EE"/>
-            <w:u w:val="single"/>
-          </w:rPr>
-          <w:t>1 यूहन्ना 3:4–6</w:t>
-        </w:r>
-      </w:hyperlink>
+      <w:r>
+        <w:rPr>
+          <w:lang w:val="hi_IN" w:bidi="hi_IN"/>
+        </w:rPr>
+        <w:t>1 यूहन्ना 3:4–6</w:t>
+      </w:r>
       <w:r>
         <w:rPr>
           <w:lang w:val="hi_IN" w:bidi="hi_IN"/>
